--- a/docs/docx/01_기획명세서/spec_delivery_zone.docx
+++ b/docs/docx/01_기획명세서/spec_delivery_zone.docx
@@ -5375,6 +5375,1299 @@
       </w:r>
       <w:r>
         <w:t xml:space="preserve">— 다각형 좌표가 많은(50점) 경우 프론트엔드 Canvas 성능에 주의한다. 간소화(Douglas-Peucker) 적용을 권장한다.</w:t>
+      </w:r>
+    </w:p>
+    <w:p>
+      <w:r>
+        <w:pict>
+          <v:rect style="width:0;height:1.5pt" o:hralign="center" o:hrstd="t" o:hr="t"/>
+        </w:pict>
+      </w:r>
+    </w:p>
+    <w:p>
+      <w:pPr>
+        <w:pStyle w:val="Heading2"/>
+      </w:pPr>
+      <w:bookmarkStart w:id="28" w:name="정상작동-시나리오"/>
+      <w:r>
+        <w:t xml:space="preserve">4. 정상작동 시나리오</w:t>
+      </w:r>
+      <w:bookmarkEnd w:id="28"/>
+    </w:p>
+    <w:p>
+      <w:pPr>
+        <w:pStyle w:val="Heading3"/>
+      </w:pPr>
+      <w:bookmarkStart w:id="29" w:name="시나리오-1-배달권역-등록"/>
+      <w:r>
+        <w:t xml:space="preserve">시나리오 1: 배달권역 등록</w:t>
+      </w:r>
+      <w:bookmarkEnd w:id="29"/>
+    </w:p>
+    <w:tbl>
+      <w:tblPr>
+        <w:tblStyle w:val="Table"/>
+        <w:jc w:val="center"/>
+        <w:tblLook w:firstRow="1"/>
+        <w:tblW w:w="5000" w:type="pct"/>
+      </w:tblPr>
+      <w:tblGrid/>
+      <w:tr>
+        <w:trPr>
+          <w:cnfStyle w:firstRow="1"/>
+          <w:tblHeader/>
+        </w:trPr>
+        <w:tc>
+          <w:tcPr>
+            <w:tcBorders>
+              <w:bottom w:val="single"/>
+            </w:tcBorders>
+            <w:vAlign w:val="bottom"/>
+            <w:tcBorders>
+              <w:top w:val="single" w:sz="6" w:space="0" w:color="2E75B6"/>
+              <w:bottom w:val="single" w:sz="6" w:space="0" w:color="2E75B6"/>
+              <w:left w:val="single" w:sz="4" w:space="0" w:color="BFBFBF"/>
+              <w:right w:val="single" w:sz="4" w:space="0" w:color="BFBFBF"/>
+            </w:tcBorders>
+            <w:shd w:fill="2E75B6" w:val="clear"/>
+            <w:tcMar>
+              <w:top w:w="50" w:type="dxa"/>
+              <w:bottom w:w="50" w:type="dxa"/>
+              <w:left w:w="100" w:type="dxa"/>
+              <w:right w:w="100" w:type="dxa"/>
+            </w:tcMar>
+          </w:tcPr>
+          <w:p>
+            <w:pPr>
+              <w:pStyle w:val="Compact"/>
+              <w:spacing w:before="20" w:after="20" w:line="280" w:lineRule="exact"/>
+              <w:jc w:val="left"/>
+            </w:pPr>
+            <w:r>
+              <w:rPr>
+                <w:rFonts w:ascii="Arial" w:hAnsi="Arial" w:eastAsia="맑은 고딕"/>
+                <w:b/>
+                <w:color w:val="FFFFFF"/>
+                <w:sz w:val="18"/>
+              </w:rPr>
+              <w:t xml:space="preserve">단계</w:t>
+            </w:r>
+          </w:p>
+        </w:tc>
+        <w:tc>
+          <w:tcPr>
+            <w:tcBorders>
+              <w:bottom w:val="single"/>
+            </w:tcBorders>
+            <w:vAlign w:val="bottom"/>
+            <w:tcBorders>
+              <w:top w:val="single" w:sz="6" w:space="0" w:color="2E75B6"/>
+              <w:bottom w:val="single" w:sz="6" w:space="0" w:color="2E75B6"/>
+              <w:left w:val="single" w:sz="4" w:space="0" w:color="BFBFBF"/>
+              <w:right w:val="single" w:sz="4" w:space="0" w:color="BFBFBF"/>
+            </w:tcBorders>
+            <w:shd w:fill="2E75B6" w:val="clear"/>
+            <w:tcMar>
+              <w:top w:w="50" w:type="dxa"/>
+              <w:bottom w:w="50" w:type="dxa"/>
+              <w:left w:w="100" w:type="dxa"/>
+              <w:right w:w="100" w:type="dxa"/>
+            </w:tcMar>
+          </w:tcPr>
+          <w:p>
+            <w:pPr>
+              <w:pStyle w:val="Compact"/>
+              <w:spacing w:before="20" w:after="20" w:line="280" w:lineRule="exact"/>
+              <w:jc w:val="left"/>
+            </w:pPr>
+            <w:r>
+              <w:rPr>
+                <w:rFonts w:ascii="Arial" w:hAnsi="Arial" w:eastAsia="맑은 고딕"/>
+                <w:b/>
+                <w:color w:val="FFFFFF"/>
+                <w:sz w:val="18"/>
+              </w:rPr>
+              <w:t xml:space="preserve">사용자 행동</w:t>
+            </w:r>
+          </w:p>
+        </w:tc>
+        <w:tc>
+          <w:tcPr>
+            <w:tcBorders>
+              <w:bottom w:val="single"/>
+            </w:tcBorders>
+            <w:vAlign w:val="bottom"/>
+            <w:tcBorders>
+              <w:top w:val="single" w:sz="6" w:space="0" w:color="2E75B6"/>
+              <w:bottom w:val="single" w:sz="6" w:space="0" w:color="2E75B6"/>
+              <w:left w:val="single" w:sz="4" w:space="0" w:color="BFBFBF"/>
+              <w:right w:val="single" w:sz="4" w:space="0" w:color="BFBFBF"/>
+            </w:tcBorders>
+            <w:shd w:fill="2E75B6" w:val="clear"/>
+            <w:tcMar>
+              <w:top w:w="50" w:type="dxa"/>
+              <w:bottom w:w="50" w:type="dxa"/>
+              <w:left w:w="100" w:type="dxa"/>
+              <w:right w:w="100" w:type="dxa"/>
+            </w:tcMar>
+          </w:tcPr>
+          <w:p>
+            <w:pPr>
+              <w:pStyle w:val="Compact"/>
+              <w:spacing w:before="20" w:after="20" w:line="280" w:lineRule="exact"/>
+              <w:jc w:val="left"/>
+            </w:pPr>
+            <w:r>
+              <w:rPr>
+                <w:rFonts w:ascii="Arial" w:hAnsi="Arial" w:eastAsia="맑은 고딕"/>
+                <w:b/>
+                <w:color w:val="FFFFFF"/>
+                <w:sz w:val="18"/>
+              </w:rPr>
+              <w:t xml:space="preserve">시스템 응답</w:t>
+            </w:r>
+          </w:p>
+        </w:tc>
+        <w:tc>
+          <w:tcPr>
+            <w:tcBorders>
+              <w:bottom w:val="single"/>
+            </w:tcBorders>
+            <w:vAlign w:val="bottom"/>
+            <w:tcBorders>
+              <w:top w:val="single" w:sz="6" w:space="0" w:color="2E75B6"/>
+              <w:bottom w:val="single" w:sz="6" w:space="0" w:color="2E75B6"/>
+              <w:left w:val="single" w:sz="4" w:space="0" w:color="BFBFBF"/>
+              <w:right w:val="single" w:sz="4" w:space="0" w:color="BFBFBF"/>
+            </w:tcBorders>
+            <w:shd w:fill="2E75B6" w:val="clear"/>
+            <w:tcMar>
+              <w:top w:w="50" w:type="dxa"/>
+              <w:bottom w:w="50" w:type="dxa"/>
+              <w:left w:w="100" w:type="dxa"/>
+              <w:right w:w="100" w:type="dxa"/>
+            </w:tcMar>
+          </w:tcPr>
+          <w:p>
+            <w:pPr>
+              <w:pStyle w:val="Compact"/>
+              <w:spacing w:before="20" w:after="20" w:line="280" w:lineRule="exact"/>
+              <w:jc w:val="left"/>
+            </w:pPr>
+            <w:r>
+              <w:rPr>
+                <w:rFonts w:ascii="Arial" w:hAnsi="Arial" w:eastAsia="맑은 고딕"/>
+                <w:b/>
+                <w:color w:val="FFFFFF"/>
+                <w:sz w:val="18"/>
+              </w:rPr>
+              <w:t xml:space="preserve">검증 포인트</w:t>
+            </w:r>
+          </w:p>
+        </w:tc>
+      </w:tr>
+      <w:tr>
+        <w:trPr/>
+        <w:tc>
+          <w:tcPr>
+            <w:tcBorders>
+              <w:top w:val="single" w:sz="4" w:space="0" w:color="BFBFBF"/>
+              <w:bottom w:val="single" w:sz="4" w:space="0" w:color="BFBFBF"/>
+              <w:left w:val="single" w:sz="4" w:space="0" w:color="BFBFBF"/>
+              <w:right w:val="single" w:sz="4" w:space="0" w:color="BFBFBF"/>
+            </w:tcBorders>
+            <w:tcMar>
+              <w:top w:w="50" w:type="dxa"/>
+              <w:bottom w:w="50" w:type="dxa"/>
+              <w:left w:w="100" w:type="dxa"/>
+              <w:right w:w="100" w:type="dxa"/>
+            </w:tcMar>
+          </w:tcPr>
+          <w:p>
+            <w:pPr>
+              <w:pStyle w:val="Compact"/>
+              <w:spacing w:before="20" w:after="20" w:line="280" w:lineRule="exact"/>
+              <w:jc w:val="left"/>
+            </w:pPr>
+            <w:r>
+              <w:rPr>
+                <w:rFonts w:ascii="Arial" w:hAnsi="Arial" w:eastAsia="맑은 고딕"/>
+                <w:color w:val="333333"/>
+                <w:sz w:val="18"/>
+              </w:rPr>
+              <w:t xml:space="preserve">1</w:t>
+            </w:r>
+          </w:p>
+        </w:tc>
+        <w:tc>
+          <w:tcPr>
+            <w:tcBorders>
+              <w:top w:val="single" w:sz="4" w:space="0" w:color="BFBFBF"/>
+              <w:bottom w:val="single" w:sz="4" w:space="0" w:color="BFBFBF"/>
+              <w:left w:val="single" w:sz="4" w:space="0" w:color="BFBFBF"/>
+              <w:right w:val="single" w:sz="4" w:space="0" w:color="BFBFBF"/>
+            </w:tcBorders>
+            <w:tcMar>
+              <w:top w:w="50" w:type="dxa"/>
+              <w:bottom w:w="50" w:type="dxa"/>
+              <w:left w:w="100" w:type="dxa"/>
+              <w:right w:w="100" w:type="dxa"/>
+            </w:tcMar>
+          </w:tcPr>
+          <w:p>
+            <w:pPr>
+              <w:pStyle w:val="Compact"/>
+              <w:spacing w:before="20" w:after="20" w:line="280" w:lineRule="exact"/>
+              <w:jc w:val="left"/>
+            </w:pPr>
+            <w:r>
+              <w:rPr>
+                <w:rFonts w:ascii="Arial" w:hAnsi="Arial" w:eastAsia="맑은 고딕"/>
+                <w:color w:val="333333"/>
+                <w:sz w:val="18"/>
+              </w:rPr>
+              <w:t xml:space="preserve">배달권역 관리 진입</w:t>
+            </w:r>
+          </w:p>
+        </w:tc>
+        <w:tc>
+          <w:tcPr>
+            <w:tcBorders>
+              <w:top w:val="single" w:sz="4" w:space="0" w:color="BFBFBF"/>
+              <w:bottom w:val="single" w:sz="4" w:space="0" w:color="BFBFBF"/>
+              <w:left w:val="single" w:sz="4" w:space="0" w:color="BFBFBF"/>
+              <w:right w:val="single" w:sz="4" w:space="0" w:color="BFBFBF"/>
+            </w:tcBorders>
+            <w:tcMar>
+              <w:top w:w="50" w:type="dxa"/>
+              <w:bottom w:w="50" w:type="dxa"/>
+              <w:left w:w="100" w:type="dxa"/>
+              <w:right w:w="100" w:type="dxa"/>
+            </w:tcMar>
+          </w:tcPr>
+          <w:p>
+            <w:pPr>
+              <w:pStyle w:val="Compact"/>
+              <w:spacing w:before="20" w:after="20" w:line="280" w:lineRule="exact"/>
+              <w:jc w:val="left"/>
+            </w:pPr>
+            <w:r>
+              <w:rPr>
+                <w:rFonts w:ascii="Arial" w:hAnsi="Arial" w:eastAsia="맑은 고딕"/>
+                <w:color w:val="333333"/>
+                <w:sz w:val="18"/>
+              </w:rPr>
+              <w:t xml:space="preserve">매장 선택 → 지도 렌더링</w:t>
+            </w:r>
+          </w:p>
+        </w:tc>
+        <w:tc>
+          <w:tcPr>
+            <w:tcBorders>
+              <w:top w:val="single" w:sz="4" w:space="0" w:color="BFBFBF"/>
+              <w:bottom w:val="single" w:sz="4" w:space="0" w:color="BFBFBF"/>
+              <w:left w:val="single" w:sz="4" w:space="0" w:color="BFBFBF"/>
+              <w:right w:val="single" w:sz="4" w:space="0" w:color="BFBFBF"/>
+            </w:tcBorders>
+            <w:tcMar>
+              <w:top w:w="50" w:type="dxa"/>
+              <w:bottom w:w="50" w:type="dxa"/>
+              <w:left w:w="100" w:type="dxa"/>
+              <w:right w:w="100" w:type="dxa"/>
+            </w:tcMar>
+          </w:tcPr>
+          <w:p>
+            <w:pPr>
+              <w:pStyle w:val="Compact"/>
+              <w:spacing w:before="20" w:after="20" w:line="280" w:lineRule="exact"/>
+              <w:jc w:val="left"/>
+            </w:pPr>
+            <w:r>
+              <w:rPr>
+                <w:rFonts w:ascii="Arial" w:hAnsi="Arial" w:eastAsia="맑은 고딕"/>
+                <w:color w:val="333333"/>
+                <w:sz w:val="18"/>
+              </w:rPr>
+              <w:t xml:space="preserve">현재 권역 표시</w:t>
+            </w:r>
+          </w:p>
+        </w:tc>
+      </w:tr>
+      <w:tr>
+        <w:trPr/>
+        <w:tc>
+          <w:tcPr>
+            <w:tcBorders>
+              <w:top w:val="single" w:sz="4" w:space="0" w:color="BFBFBF"/>
+              <w:bottom w:val="single" w:sz="4" w:space="0" w:color="BFBFBF"/>
+              <w:left w:val="single" w:sz="4" w:space="0" w:color="BFBFBF"/>
+              <w:right w:val="single" w:sz="4" w:space="0" w:color="BFBFBF"/>
+            </w:tcBorders>
+            <w:shd w:fill="F2F7FB" w:val="clear"/>
+            <w:tcMar>
+              <w:top w:w="50" w:type="dxa"/>
+              <w:bottom w:w="50" w:type="dxa"/>
+              <w:left w:w="100" w:type="dxa"/>
+              <w:right w:w="100" w:type="dxa"/>
+            </w:tcMar>
+          </w:tcPr>
+          <w:p>
+            <w:pPr>
+              <w:pStyle w:val="Compact"/>
+              <w:spacing w:before="20" w:after="20" w:line="280" w:lineRule="exact"/>
+              <w:jc w:val="left"/>
+            </w:pPr>
+            <w:r>
+              <w:rPr>
+                <w:rFonts w:ascii="Arial" w:hAnsi="Arial" w:eastAsia="맑은 고딕"/>
+                <w:color w:val="333333"/>
+                <w:sz w:val="18"/>
+              </w:rPr>
+              <w:t xml:space="preserve">2</w:t>
+            </w:r>
+          </w:p>
+        </w:tc>
+        <w:tc>
+          <w:tcPr>
+            <w:tcBorders>
+              <w:top w:val="single" w:sz="4" w:space="0" w:color="BFBFBF"/>
+              <w:bottom w:val="single" w:sz="4" w:space="0" w:color="BFBFBF"/>
+              <w:left w:val="single" w:sz="4" w:space="0" w:color="BFBFBF"/>
+              <w:right w:val="single" w:sz="4" w:space="0" w:color="BFBFBF"/>
+            </w:tcBorders>
+            <w:shd w:fill="F2F7FB" w:val="clear"/>
+            <w:tcMar>
+              <w:top w:w="50" w:type="dxa"/>
+              <w:bottom w:w="50" w:type="dxa"/>
+              <w:left w:w="100" w:type="dxa"/>
+              <w:right w:w="100" w:type="dxa"/>
+            </w:tcMar>
+          </w:tcPr>
+          <w:p>
+            <w:pPr>
+              <w:pStyle w:val="Compact"/>
+              <w:spacing w:before="20" w:after="20" w:line="280" w:lineRule="exact"/>
+              <w:jc w:val="left"/>
+            </w:pPr>
+            <w:r>
+              <w:rPr>
+                <w:rFonts w:ascii="Arial" w:hAnsi="Arial" w:eastAsia="맑은 고딕"/>
+                <w:color w:val="333333"/>
+                <w:sz w:val="18"/>
+              </w:rPr>
+              <w:t xml:space="preserve">[권역 추가] 클릭</w:t>
+            </w:r>
+          </w:p>
+        </w:tc>
+        <w:tc>
+          <w:tcPr>
+            <w:tcBorders>
+              <w:top w:val="single" w:sz="4" w:space="0" w:color="BFBFBF"/>
+              <w:bottom w:val="single" w:sz="4" w:space="0" w:color="BFBFBF"/>
+              <w:left w:val="single" w:sz="4" w:space="0" w:color="BFBFBF"/>
+              <w:right w:val="single" w:sz="4" w:space="0" w:color="BFBFBF"/>
+            </w:tcBorders>
+            <w:shd w:fill="F2F7FB" w:val="clear"/>
+            <w:tcMar>
+              <w:top w:w="50" w:type="dxa"/>
+              <w:bottom w:w="50" w:type="dxa"/>
+              <w:left w:w="100" w:type="dxa"/>
+              <w:right w:w="100" w:type="dxa"/>
+            </w:tcMar>
+          </w:tcPr>
+          <w:p>
+            <w:pPr>
+              <w:pStyle w:val="Compact"/>
+              <w:spacing w:before="20" w:after="20" w:line="280" w:lineRule="exact"/>
+              <w:jc w:val="left"/>
+            </w:pPr>
+            <w:r>
+              <w:rPr>
+                <w:rFonts w:ascii="Arial" w:hAnsi="Arial" w:eastAsia="맑은 고딕"/>
+                <w:color w:val="333333"/>
+                <w:sz w:val="18"/>
+              </w:rPr>
+              <w:t xml:space="preserve">지도에서 폴리곤 그리기 모드</w:t>
+            </w:r>
+          </w:p>
+        </w:tc>
+        <w:tc>
+          <w:tcPr>
+            <w:tcBorders>
+              <w:top w:val="single" w:sz="4" w:space="0" w:color="BFBFBF"/>
+              <w:bottom w:val="single" w:sz="4" w:space="0" w:color="BFBFBF"/>
+              <w:left w:val="single" w:sz="4" w:space="0" w:color="BFBFBF"/>
+              <w:right w:val="single" w:sz="4" w:space="0" w:color="BFBFBF"/>
+            </w:tcBorders>
+            <w:shd w:fill="F2F7FB" w:val="clear"/>
+            <w:tcMar>
+              <w:top w:w="50" w:type="dxa"/>
+              <w:bottom w:w="50" w:type="dxa"/>
+              <w:left w:w="100" w:type="dxa"/>
+              <w:right w:w="100" w:type="dxa"/>
+            </w:tcMar>
+          </w:tcPr>
+          <w:p>
+            <w:pPr>
+              <w:pStyle w:val="Compact"/>
+              <w:spacing w:before="20" w:after="20" w:line="280" w:lineRule="exact"/>
+              <w:jc w:val="left"/>
+            </w:pPr>
+            <w:r>
+              <w:rPr>
+                <w:rFonts w:ascii="Arial" w:hAnsi="Arial" w:eastAsia="맑은 고딕"/>
+                <w:color w:val="333333"/>
+                <w:sz w:val="18"/>
+              </w:rPr>
+              <w:t xml:space="preserve">좌표 클릭으로 영역 설정</w:t>
+            </w:r>
+          </w:p>
+        </w:tc>
+      </w:tr>
+      <w:tr>
+        <w:trPr/>
+        <w:tc>
+          <w:tcPr>
+            <w:tcBorders>
+              <w:top w:val="single" w:sz="4" w:space="0" w:color="BFBFBF"/>
+              <w:bottom w:val="single" w:sz="4" w:space="0" w:color="BFBFBF"/>
+              <w:left w:val="single" w:sz="4" w:space="0" w:color="BFBFBF"/>
+              <w:right w:val="single" w:sz="4" w:space="0" w:color="BFBFBF"/>
+            </w:tcBorders>
+            <w:tcMar>
+              <w:top w:w="50" w:type="dxa"/>
+              <w:bottom w:w="50" w:type="dxa"/>
+              <w:left w:w="100" w:type="dxa"/>
+              <w:right w:w="100" w:type="dxa"/>
+            </w:tcMar>
+          </w:tcPr>
+          <w:p>
+            <w:pPr>
+              <w:pStyle w:val="Compact"/>
+              <w:spacing w:before="20" w:after="20" w:line="280" w:lineRule="exact"/>
+              <w:jc w:val="left"/>
+            </w:pPr>
+            <w:r>
+              <w:rPr>
+                <w:rFonts w:ascii="Arial" w:hAnsi="Arial" w:eastAsia="맑은 고딕"/>
+                <w:color w:val="333333"/>
+                <w:sz w:val="18"/>
+              </w:rPr>
+              <w:t xml:space="preserve">3</w:t>
+            </w:r>
+          </w:p>
+        </w:tc>
+        <w:tc>
+          <w:tcPr>
+            <w:tcBorders>
+              <w:top w:val="single" w:sz="4" w:space="0" w:color="BFBFBF"/>
+              <w:bottom w:val="single" w:sz="4" w:space="0" w:color="BFBFBF"/>
+              <w:left w:val="single" w:sz="4" w:space="0" w:color="BFBFBF"/>
+              <w:right w:val="single" w:sz="4" w:space="0" w:color="BFBFBF"/>
+            </w:tcBorders>
+            <w:tcMar>
+              <w:top w:w="50" w:type="dxa"/>
+              <w:bottom w:w="50" w:type="dxa"/>
+              <w:left w:w="100" w:type="dxa"/>
+              <w:right w:w="100" w:type="dxa"/>
+            </w:tcMar>
+          </w:tcPr>
+          <w:p>
+            <w:pPr>
+              <w:pStyle w:val="Compact"/>
+              <w:spacing w:before="20" w:after="20" w:line="280" w:lineRule="exact"/>
+              <w:jc w:val="left"/>
+            </w:pPr>
+            <w:r>
+              <w:rPr>
+                <w:rFonts w:ascii="Arial" w:hAnsi="Arial" w:eastAsia="맑은 고딕"/>
+                <w:color w:val="333333"/>
+                <w:sz w:val="18"/>
+              </w:rPr>
+              <w:t xml:space="preserve">영역 그리기 완료 → 배달비 설정</w:t>
+            </w:r>
+          </w:p>
+        </w:tc>
+        <w:tc>
+          <w:tcPr>
+            <w:tcBorders>
+              <w:top w:val="single" w:sz="4" w:space="0" w:color="BFBFBF"/>
+              <w:bottom w:val="single" w:sz="4" w:space="0" w:color="BFBFBF"/>
+              <w:left w:val="single" w:sz="4" w:space="0" w:color="BFBFBF"/>
+              <w:right w:val="single" w:sz="4" w:space="0" w:color="BFBFBF"/>
+            </w:tcBorders>
+            <w:tcMar>
+              <w:top w:w="50" w:type="dxa"/>
+              <w:bottom w:w="50" w:type="dxa"/>
+              <w:left w:w="100" w:type="dxa"/>
+              <w:right w:w="100" w:type="dxa"/>
+            </w:tcMar>
+          </w:tcPr>
+          <w:p>
+            <w:pPr>
+              <w:pStyle w:val="Compact"/>
+              <w:spacing w:before="20" w:after="20" w:line="280" w:lineRule="exact"/>
+              <w:jc w:val="left"/>
+            </w:pPr>
+            <w:r>
+              <w:rPr>
+                <w:rFonts w:ascii="Arial" w:hAnsi="Arial" w:eastAsia="맑은 고딕"/>
+                <w:color w:val="333333"/>
+                <w:sz w:val="18"/>
+              </w:rPr>
+              <w:t xml:space="preserve">배달비/최소주문금액 입력 폼</w:t>
+            </w:r>
+          </w:p>
+        </w:tc>
+        <w:tc>
+          <w:tcPr>
+            <w:tcBorders>
+              <w:top w:val="single" w:sz="4" w:space="0" w:color="BFBFBF"/>
+              <w:bottom w:val="single" w:sz="4" w:space="0" w:color="BFBFBF"/>
+              <w:left w:val="single" w:sz="4" w:space="0" w:color="BFBFBF"/>
+              <w:right w:val="single" w:sz="4" w:space="0" w:color="BFBFBF"/>
+            </w:tcBorders>
+            <w:tcMar>
+              <w:top w:w="50" w:type="dxa"/>
+              <w:bottom w:w="50" w:type="dxa"/>
+              <w:left w:w="100" w:type="dxa"/>
+              <w:right w:w="100" w:type="dxa"/>
+            </w:tcMar>
+          </w:tcPr>
+          <w:p>
+            <w:pPr>
+              <w:pStyle w:val="Compact"/>
+              <w:spacing w:before="20" w:after="20" w:line="280" w:lineRule="exact"/>
+              <w:jc w:val="left"/>
+            </w:pPr>
+            <w:r>
+              <w:rPr>
+                <w:rFonts w:ascii="Arial" w:hAnsi="Arial" w:eastAsia="맑은 고딕"/>
+                <w:color w:val="333333"/>
+                <w:sz w:val="18"/>
+              </w:rPr>
+              <w:t xml:space="preserve">숫자 유효성 검증</w:t>
+            </w:r>
+          </w:p>
+        </w:tc>
+      </w:tr>
+      <w:tr>
+        <w:trPr/>
+        <w:tc>
+          <w:tcPr>
+            <w:tcBorders>
+              <w:top w:val="single" w:sz="4" w:space="0" w:color="BFBFBF"/>
+              <w:bottom w:val="single" w:sz="4" w:space="0" w:color="BFBFBF"/>
+              <w:left w:val="single" w:sz="4" w:space="0" w:color="BFBFBF"/>
+              <w:right w:val="single" w:sz="4" w:space="0" w:color="BFBFBF"/>
+            </w:tcBorders>
+            <w:shd w:fill="F2F7FB" w:val="clear"/>
+            <w:tcMar>
+              <w:top w:w="50" w:type="dxa"/>
+              <w:bottom w:w="50" w:type="dxa"/>
+              <w:left w:w="100" w:type="dxa"/>
+              <w:right w:w="100" w:type="dxa"/>
+            </w:tcMar>
+          </w:tcPr>
+          <w:p>
+            <w:pPr>
+              <w:pStyle w:val="Compact"/>
+              <w:spacing w:before="20" w:after="20" w:line="280" w:lineRule="exact"/>
+              <w:jc w:val="left"/>
+            </w:pPr>
+            <w:r>
+              <w:rPr>
+                <w:rFonts w:ascii="Arial" w:hAnsi="Arial" w:eastAsia="맑은 고딕"/>
+                <w:color w:val="333333"/>
+                <w:sz w:val="18"/>
+              </w:rPr>
+              <w:t xml:space="preserve">4</w:t>
+            </w:r>
+          </w:p>
+        </w:tc>
+        <w:tc>
+          <w:tcPr>
+            <w:tcBorders>
+              <w:top w:val="single" w:sz="4" w:space="0" w:color="BFBFBF"/>
+              <w:bottom w:val="single" w:sz="4" w:space="0" w:color="BFBFBF"/>
+              <w:left w:val="single" w:sz="4" w:space="0" w:color="BFBFBF"/>
+              <w:right w:val="single" w:sz="4" w:space="0" w:color="BFBFBF"/>
+            </w:tcBorders>
+            <w:shd w:fill="F2F7FB" w:val="clear"/>
+            <w:tcMar>
+              <w:top w:w="50" w:type="dxa"/>
+              <w:bottom w:w="50" w:type="dxa"/>
+              <w:left w:w="100" w:type="dxa"/>
+              <w:right w:w="100" w:type="dxa"/>
+            </w:tcMar>
+          </w:tcPr>
+          <w:p>
+            <w:pPr>
+              <w:pStyle w:val="Compact"/>
+              <w:spacing w:before="20" w:after="20" w:line="280" w:lineRule="exact"/>
+              <w:jc w:val="left"/>
+            </w:pPr>
+            <w:r>
+              <w:rPr>
+                <w:rFonts w:ascii="Arial" w:hAnsi="Arial" w:eastAsia="맑은 고딕"/>
+                <w:color w:val="333333"/>
+                <w:sz w:val="18"/>
+              </w:rPr>
+              <w:t xml:space="preserve">[저장] 클릭</w:t>
+            </w:r>
+          </w:p>
+        </w:tc>
+        <w:tc>
+          <w:tcPr>
+            <w:tcBorders>
+              <w:top w:val="single" w:sz="4" w:space="0" w:color="BFBFBF"/>
+              <w:bottom w:val="single" w:sz="4" w:space="0" w:color="BFBFBF"/>
+              <w:left w:val="single" w:sz="4" w:space="0" w:color="BFBFBF"/>
+              <w:right w:val="single" w:sz="4" w:space="0" w:color="BFBFBF"/>
+            </w:tcBorders>
+            <w:shd w:fill="F2F7FB" w:val="clear"/>
+            <w:tcMar>
+              <w:top w:w="50" w:type="dxa"/>
+              <w:bottom w:w="50" w:type="dxa"/>
+              <w:left w:w="100" w:type="dxa"/>
+              <w:right w:w="100" w:type="dxa"/>
+            </w:tcMar>
+          </w:tcPr>
+          <w:p>
+            <w:pPr>
+              <w:pStyle w:val="Compact"/>
+              <w:spacing w:before="20" w:after="20" w:line="280" w:lineRule="exact"/>
+              <w:jc w:val="left"/>
+            </w:pPr>
+            <w:r>
+              <w:rPr>
+                <w:rStyle w:val="VerbatimChar"/>
+                <w:rFonts w:ascii="Arial" w:hAnsi="Arial" w:eastAsia="맑은 고딕"/>
+                <w:color w:val="333333"/>
+                <w:sz w:val="18"/>
+              </w:rPr>
+              <w:t xml:space="preserve">POST /api/delivery-zones</w:t>
+            </w:r>
+            <w:r>
+              <w:rPr>
+                <w:rFonts w:ascii="Arial" w:hAnsi="Arial" w:eastAsia="맑은 고딕"/>
+                <w:color w:val="333333"/>
+                <w:sz w:val="18"/>
+              </w:rPr>
+              <w:t xml:space="preserve"> </w:t>
+            </w:r>
+            <w:r>
+              <w:rPr>
+                <w:rFonts w:ascii="Arial" w:hAnsi="Arial" w:eastAsia="맑은 고딕"/>
+                <w:color w:val="333333"/>
+                <w:sz w:val="18"/>
+              </w:rPr>
+              <w:t xml:space="preserve">→ 지도에 권역 표시</w:t>
+            </w:r>
+          </w:p>
+        </w:tc>
+        <w:tc>
+          <w:tcPr>
+            <w:tcBorders>
+              <w:top w:val="single" w:sz="4" w:space="0" w:color="BFBFBF"/>
+              <w:bottom w:val="single" w:sz="4" w:space="0" w:color="BFBFBF"/>
+              <w:left w:val="single" w:sz="4" w:space="0" w:color="BFBFBF"/>
+              <w:right w:val="single" w:sz="4" w:space="0" w:color="BFBFBF"/>
+            </w:tcBorders>
+            <w:shd w:fill="F2F7FB" w:val="clear"/>
+            <w:tcMar>
+              <w:top w:w="50" w:type="dxa"/>
+              <w:bottom w:w="50" w:type="dxa"/>
+              <w:left w:w="100" w:type="dxa"/>
+              <w:right w:w="100" w:type="dxa"/>
+            </w:tcMar>
+          </w:tcPr>
+          <w:p>
+            <w:pPr>
+              <w:pStyle w:val="Compact"/>
+              <w:spacing w:before="20" w:after="20" w:line="280" w:lineRule="exact"/>
+              <w:jc w:val="left"/>
+            </w:pPr>
+            <w:r>
+              <w:rPr>
+                <w:rFonts w:ascii="Arial" w:hAnsi="Arial" w:eastAsia="맑은 고딕"/>
+                <w:color w:val="333333"/>
+                <w:sz w:val="18"/>
+              </w:rPr>
+              <w:t xml:space="preserve">폴리곤 좌표 저장</w:t>
+            </w:r>
+          </w:p>
+        </w:tc>
+      </w:tr>
+    </w:tbl>
+    <w:p>
+      <w:pPr>
+        <w:pStyle w:val="Heading3"/>
+      </w:pPr>
+      <w:bookmarkStart w:id="30" w:name="시나리오-2-권역-내-주문-검증"/>
+      <w:r>
+        <w:t xml:space="preserve">시나리오 2: 권역 내 주문 검증</w:t>
+      </w:r>
+      <w:bookmarkEnd w:id="30"/>
+    </w:p>
+    <w:tbl>
+      <w:tblPr>
+        <w:tblStyle w:val="Table"/>
+        <w:jc w:val="center"/>
+        <w:tblLook w:firstRow="1"/>
+        <w:tblW w:w="5000" w:type="pct"/>
+      </w:tblPr>
+      <w:tblGrid/>
+      <w:tr>
+        <w:trPr>
+          <w:cnfStyle w:firstRow="1"/>
+          <w:tblHeader/>
+        </w:trPr>
+        <w:tc>
+          <w:tcPr>
+            <w:tcBorders>
+              <w:bottom w:val="single"/>
+            </w:tcBorders>
+            <w:vAlign w:val="bottom"/>
+            <w:tcBorders>
+              <w:top w:val="single" w:sz="6" w:space="0" w:color="2E75B6"/>
+              <w:bottom w:val="single" w:sz="6" w:space="0" w:color="2E75B6"/>
+              <w:left w:val="single" w:sz="4" w:space="0" w:color="BFBFBF"/>
+              <w:right w:val="single" w:sz="4" w:space="0" w:color="BFBFBF"/>
+            </w:tcBorders>
+            <w:shd w:fill="2E75B6" w:val="clear"/>
+            <w:tcMar>
+              <w:top w:w="50" w:type="dxa"/>
+              <w:bottom w:w="50" w:type="dxa"/>
+              <w:left w:w="100" w:type="dxa"/>
+              <w:right w:w="100" w:type="dxa"/>
+            </w:tcMar>
+          </w:tcPr>
+          <w:p>
+            <w:pPr>
+              <w:pStyle w:val="Compact"/>
+              <w:spacing w:before="20" w:after="20" w:line="280" w:lineRule="exact"/>
+              <w:jc w:val="left"/>
+            </w:pPr>
+            <w:r>
+              <w:rPr>
+                <w:rFonts w:ascii="Arial" w:hAnsi="Arial" w:eastAsia="맑은 고딕"/>
+                <w:b/>
+                <w:color w:val="FFFFFF"/>
+                <w:sz w:val="18"/>
+              </w:rPr>
+              <w:t xml:space="preserve">단계</w:t>
+            </w:r>
+          </w:p>
+        </w:tc>
+        <w:tc>
+          <w:tcPr>
+            <w:tcBorders>
+              <w:bottom w:val="single"/>
+            </w:tcBorders>
+            <w:vAlign w:val="bottom"/>
+            <w:tcBorders>
+              <w:top w:val="single" w:sz="6" w:space="0" w:color="2E75B6"/>
+              <w:bottom w:val="single" w:sz="6" w:space="0" w:color="2E75B6"/>
+              <w:left w:val="single" w:sz="4" w:space="0" w:color="BFBFBF"/>
+              <w:right w:val="single" w:sz="4" w:space="0" w:color="BFBFBF"/>
+            </w:tcBorders>
+            <w:shd w:fill="2E75B6" w:val="clear"/>
+            <w:tcMar>
+              <w:top w:w="50" w:type="dxa"/>
+              <w:bottom w:w="50" w:type="dxa"/>
+              <w:left w:w="100" w:type="dxa"/>
+              <w:right w:w="100" w:type="dxa"/>
+            </w:tcMar>
+          </w:tcPr>
+          <w:p>
+            <w:pPr>
+              <w:pStyle w:val="Compact"/>
+              <w:spacing w:before="20" w:after="20" w:line="280" w:lineRule="exact"/>
+              <w:jc w:val="left"/>
+            </w:pPr>
+            <w:r>
+              <w:rPr>
+                <w:rFonts w:ascii="Arial" w:hAnsi="Arial" w:eastAsia="맑은 고딕"/>
+                <w:b/>
+                <w:color w:val="FFFFFF"/>
+                <w:sz w:val="18"/>
+              </w:rPr>
+              <w:t xml:space="preserve">시스템 동작</w:t>
+            </w:r>
+          </w:p>
+        </w:tc>
+        <w:tc>
+          <w:tcPr>
+            <w:tcBorders>
+              <w:bottom w:val="single"/>
+            </w:tcBorders>
+            <w:vAlign w:val="bottom"/>
+            <w:tcBorders>
+              <w:top w:val="single" w:sz="6" w:space="0" w:color="2E75B6"/>
+              <w:bottom w:val="single" w:sz="6" w:space="0" w:color="2E75B6"/>
+              <w:left w:val="single" w:sz="4" w:space="0" w:color="BFBFBF"/>
+              <w:right w:val="single" w:sz="4" w:space="0" w:color="BFBFBF"/>
+            </w:tcBorders>
+            <w:shd w:fill="2E75B6" w:val="clear"/>
+            <w:tcMar>
+              <w:top w:w="50" w:type="dxa"/>
+              <w:bottom w:w="50" w:type="dxa"/>
+              <w:left w:w="100" w:type="dxa"/>
+              <w:right w:w="100" w:type="dxa"/>
+            </w:tcMar>
+          </w:tcPr>
+          <w:p>
+            <w:pPr>
+              <w:pStyle w:val="Compact"/>
+              <w:spacing w:before="20" w:after="20" w:line="280" w:lineRule="exact"/>
+              <w:jc w:val="left"/>
+            </w:pPr>
+            <w:r>
+              <w:rPr>
+                <w:rFonts w:ascii="Arial" w:hAnsi="Arial" w:eastAsia="맑은 고딕"/>
+                <w:b/>
+                <w:color w:val="FFFFFF"/>
+                <w:sz w:val="18"/>
+              </w:rPr>
+              <w:t xml:space="preserve">검증 포인트</w:t>
+            </w:r>
+          </w:p>
+        </w:tc>
+      </w:tr>
+      <w:tr>
+        <w:trPr/>
+        <w:tc>
+          <w:tcPr>
+            <w:tcBorders>
+              <w:top w:val="single" w:sz="4" w:space="0" w:color="BFBFBF"/>
+              <w:bottom w:val="single" w:sz="4" w:space="0" w:color="BFBFBF"/>
+              <w:left w:val="single" w:sz="4" w:space="0" w:color="BFBFBF"/>
+              <w:right w:val="single" w:sz="4" w:space="0" w:color="BFBFBF"/>
+            </w:tcBorders>
+            <w:tcMar>
+              <w:top w:w="50" w:type="dxa"/>
+              <w:bottom w:w="50" w:type="dxa"/>
+              <w:left w:w="100" w:type="dxa"/>
+              <w:right w:w="100" w:type="dxa"/>
+            </w:tcMar>
+          </w:tcPr>
+          <w:p>
+            <w:pPr>
+              <w:pStyle w:val="Compact"/>
+              <w:spacing w:before="20" w:after="20" w:line="280" w:lineRule="exact"/>
+              <w:jc w:val="left"/>
+            </w:pPr>
+            <w:r>
+              <w:rPr>
+                <w:rFonts w:ascii="Arial" w:hAnsi="Arial" w:eastAsia="맑은 고딕"/>
+                <w:color w:val="333333"/>
+                <w:sz w:val="18"/>
+              </w:rPr>
+              <w:t xml:space="preserve">1</w:t>
+            </w:r>
+          </w:p>
+        </w:tc>
+        <w:tc>
+          <w:tcPr>
+            <w:tcBorders>
+              <w:top w:val="single" w:sz="4" w:space="0" w:color="BFBFBF"/>
+              <w:bottom w:val="single" w:sz="4" w:space="0" w:color="BFBFBF"/>
+              <w:left w:val="single" w:sz="4" w:space="0" w:color="BFBFBF"/>
+              <w:right w:val="single" w:sz="4" w:space="0" w:color="BFBFBF"/>
+            </w:tcBorders>
+            <w:tcMar>
+              <w:top w:w="50" w:type="dxa"/>
+              <w:bottom w:w="50" w:type="dxa"/>
+              <w:left w:w="100" w:type="dxa"/>
+              <w:right w:w="100" w:type="dxa"/>
+            </w:tcMar>
+          </w:tcPr>
+          <w:p>
+            <w:pPr>
+              <w:pStyle w:val="Compact"/>
+              <w:spacing w:before="20" w:after="20" w:line="280" w:lineRule="exact"/>
+              <w:jc w:val="left"/>
+            </w:pPr>
+            <w:r>
+              <w:rPr>
+                <w:rFonts w:ascii="Arial" w:hAnsi="Arial" w:eastAsia="맑은 고딕"/>
+                <w:color w:val="333333"/>
+                <w:sz w:val="18"/>
+              </w:rPr>
+              <w:t xml:space="preserve">고객이 배달 주소 입력</w:t>
+            </w:r>
+          </w:p>
+        </w:tc>
+        <w:tc>
+          <w:tcPr>
+            <w:tcBorders>
+              <w:top w:val="single" w:sz="4" w:space="0" w:color="BFBFBF"/>
+              <w:bottom w:val="single" w:sz="4" w:space="0" w:color="BFBFBF"/>
+              <w:left w:val="single" w:sz="4" w:space="0" w:color="BFBFBF"/>
+              <w:right w:val="single" w:sz="4" w:space="0" w:color="BFBFBF"/>
+            </w:tcBorders>
+            <w:tcMar>
+              <w:top w:w="50" w:type="dxa"/>
+              <w:bottom w:w="50" w:type="dxa"/>
+              <w:left w:w="100" w:type="dxa"/>
+              <w:right w:w="100" w:type="dxa"/>
+            </w:tcMar>
+          </w:tcPr>
+          <w:p>
+            <w:pPr>
+              <w:pStyle w:val="Compact"/>
+              <w:spacing w:before="20" w:after="20" w:line="280" w:lineRule="exact"/>
+              <w:jc w:val="left"/>
+            </w:pPr>
+            <w:r>
+              <w:rPr>
+                <w:rFonts w:ascii="Arial" w:hAnsi="Arial" w:eastAsia="맑은 고딕"/>
+                <w:color w:val="333333"/>
+                <w:sz w:val="18"/>
+              </w:rPr>
+              <w:t xml:space="preserve">좌표 → 권역 포함 여부 판정</w:t>
+            </w:r>
+          </w:p>
+        </w:tc>
+      </w:tr>
+      <w:tr>
+        <w:trPr/>
+        <w:tc>
+          <w:tcPr>
+            <w:tcBorders>
+              <w:top w:val="single" w:sz="4" w:space="0" w:color="BFBFBF"/>
+              <w:bottom w:val="single" w:sz="4" w:space="0" w:color="BFBFBF"/>
+              <w:left w:val="single" w:sz="4" w:space="0" w:color="BFBFBF"/>
+              <w:right w:val="single" w:sz="4" w:space="0" w:color="BFBFBF"/>
+            </w:tcBorders>
+            <w:shd w:fill="F2F7FB" w:val="clear"/>
+            <w:tcMar>
+              <w:top w:w="50" w:type="dxa"/>
+              <w:bottom w:w="50" w:type="dxa"/>
+              <w:left w:w="100" w:type="dxa"/>
+              <w:right w:w="100" w:type="dxa"/>
+            </w:tcMar>
+          </w:tcPr>
+          <w:p>
+            <w:pPr>
+              <w:pStyle w:val="Compact"/>
+              <w:spacing w:before="20" w:after="20" w:line="280" w:lineRule="exact"/>
+              <w:jc w:val="left"/>
+            </w:pPr>
+            <w:r>
+              <w:rPr>
+                <w:rFonts w:ascii="Arial" w:hAnsi="Arial" w:eastAsia="맑은 고딕"/>
+                <w:color w:val="333333"/>
+                <w:sz w:val="18"/>
+              </w:rPr>
+              <w:t xml:space="preserve">2</w:t>
+            </w:r>
+          </w:p>
+        </w:tc>
+        <w:tc>
+          <w:tcPr>
+            <w:tcBorders>
+              <w:top w:val="single" w:sz="4" w:space="0" w:color="BFBFBF"/>
+              <w:bottom w:val="single" w:sz="4" w:space="0" w:color="BFBFBF"/>
+              <w:left w:val="single" w:sz="4" w:space="0" w:color="BFBFBF"/>
+              <w:right w:val="single" w:sz="4" w:space="0" w:color="BFBFBF"/>
+            </w:tcBorders>
+            <w:shd w:fill="F2F7FB" w:val="clear"/>
+            <w:tcMar>
+              <w:top w:w="50" w:type="dxa"/>
+              <w:bottom w:w="50" w:type="dxa"/>
+              <w:left w:w="100" w:type="dxa"/>
+              <w:right w:w="100" w:type="dxa"/>
+            </w:tcMar>
+          </w:tcPr>
+          <w:p>
+            <w:pPr>
+              <w:pStyle w:val="Compact"/>
+              <w:spacing w:before="20" w:after="20" w:line="280" w:lineRule="exact"/>
+              <w:jc w:val="left"/>
+            </w:pPr>
+            <w:r>
+              <w:rPr>
+                <w:rFonts w:ascii="Arial" w:hAnsi="Arial" w:eastAsia="맑은 고딕"/>
+                <w:color w:val="333333"/>
+                <w:sz w:val="18"/>
+              </w:rPr>
+              <w:t xml:space="preserve">권역 내 → 해당 권역 배달비 적용</w:t>
+            </w:r>
+          </w:p>
+        </w:tc>
+        <w:tc>
+          <w:tcPr>
+            <w:tcBorders>
+              <w:top w:val="single" w:sz="4" w:space="0" w:color="BFBFBF"/>
+              <w:bottom w:val="single" w:sz="4" w:space="0" w:color="BFBFBF"/>
+              <w:left w:val="single" w:sz="4" w:space="0" w:color="BFBFBF"/>
+              <w:right w:val="single" w:sz="4" w:space="0" w:color="BFBFBF"/>
+            </w:tcBorders>
+            <w:shd w:fill="F2F7FB" w:val="clear"/>
+            <w:tcMar>
+              <w:top w:w="50" w:type="dxa"/>
+              <w:bottom w:w="50" w:type="dxa"/>
+              <w:left w:w="100" w:type="dxa"/>
+              <w:right w:w="100" w:type="dxa"/>
+            </w:tcMar>
+          </w:tcPr>
+          <w:p>
+            <w:pPr>
+              <w:pStyle w:val="Compact"/>
+              <w:spacing w:before="20" w:after="20" w:line="280" w:lineRule="exact"/>
+              <w:jc w:val="left"/>
+            </w:pPr>
+            <w:r>
+              <w:rPr>
+                <w:rFonts w:ascii="Arial" w:hAnsi="Arial" w:eastAsia="맑은 고딕"/>
+                <w:color w:val="333333"/>
+                <w:sz w:val="18"/>
+              </w:rPr>
+              <w:t xml:space="preserve">배달비 자동 계산</w:t>
+            </w:r>
+          </w:p>
+        </w:tc>
+      </w:tr>
+      <w:tr>
+        <w:trPr/>
+        <w:tc>
+          <w:tcPr>
+            <w:tcBorders>
+              <w:top w:val="single" w:sz="4" w:space="0" w:color="BFBFBF"/>
+              <w:bottom w:val="single" w:sz="4" w:space="0" w:color="BFBFBF"/>
+              <w:left w:val="single" w:sz="4" w:space="0" w:color="BFBFBF"/>
+              <w:right w:val="single" w:sz="4" w:space="0" w:color="BFBFBF"/>
+            </w:tcBorders>
+            <w:tcMar>
+              <w:top w:w="50" w:type="dxa"/>
+              <w:bottom w:w="50" w:type="dxa"/>
+              <w:left w:w="100" w:type="dxa"/>
+              <w:right w:w="100" w:type="dxa"/>
+            </w:tcMar>
+          </w:tcPr>
+          <w:p>
+            <w:pPr>
+              <w:pStyle w:val="Compact"/>
+              <w:spacing w:before="20" w:after="20" w:line="280" w:lineRule="exact"/>
+              <w:jc w:val="left"/>
+            </w:pPr>
+            <w:r>
+              <w:rPr>
+                <w:rFonts w:ascii="Arial" w:hAnsi="Arial" w:eastAsia="맑은 고딕"/>
+                <w:color w:val="333333"/>
+                <w:sz w:val="18"/>
+              </w:rPr>
+              <w:t xml:space="preserve">3</w:t>
+            </w:r>
+          </w:p>
+        </w:tc>
+        <w:tc>
+          <w:tcPr>
+            <w:tcBorders>
+              <w:top w:val="single" w:sz="4" w:space="0" w:color="BFBFBF"/>
+              <w:bottom w:val="single" w:sz="4" w:space="0" w:color="BFBFBF"/>
+              <w:left w:val="single" w:sz="4" w:space="0" w:color="BFBFBF"/>
+              <w:right w:val="single" w:sz="4" w:space="0" w:color="BFBFBF"/>
+            </w:tcBorders>
+            <w:tcMar>
+              <w:top w:w="50" w:type="dxa"/>
+              <w:bottom w:w="50" w:type="dxa"/>
+              <w:left w:w="100" w:type="dxa"/>
+              <w:right w:w="100" w:type="dxa"/>
+            </w:tcMar>
+          </w:tcPr>
+          <w:p>
+            <w:pPr>
+              <w:pStyle w:val="Compact"/>
+              <w:spacing w:before="20" w:after="20" w:line="280" w:lineRule="exact"/>
+              <w:jc w:val="left"/>
+            </w:pPr>
+            <w:r>
+              <w:rPr>
+                <w:rFonts w:ascii="Arial" w:hAnsi="Arial" w:eastAsia="맑은 고딕"/>
+                <w:color w:val="333333"/>
+                <w:sz w:val="18"/>
+              </w:rPr>
+              <w:t xml:space="preserve">권역 외 →</w:t>
+            </w:r>
+            <w:r>
+              <w:rPr>
+                <w:rFonts w:ascii="Arial" w:hAnsi="Arial" w:eastAsia="맑은 고딕"/>
+                <w:color w:val="333333"/>
+                <w:sz w:val="18"/>
+              </w:rPr>
+              <w:t xml:space="preserve"> </w:t>
+            </w:r>
+            <w:r>
+              <w:rPr>
+                <w:rFonts w:ascii="Arial" w:hAnsi="Arial" w:eastAsia="맑은 고딕"/>
+                <w:color w:val="333333"/>
+                <w:sz w:val="18"/>
+              </w:rPr>
+              <w:t xml:space="preserve">“</w:t>
+            </w:r>
+            <w:r>
+              <w:rPr>
+                <w:rFonts w:ascii="Arial" w:hAnsi="Arial" w:eastAsia="맑은 고딕"/>
+                <w:color w:val="333333"/>
+                <w:sz w:val="18"/>
+              </w:rPr>
+              <w:t xml:space="preserve">배달 불가 지역입니다</w:t>
+            </w:r>
+            <w:r>
+              <w:rPr>
+                <w:rFonts w:ascii="Arial" w:hAnsi="Arial" w:eastAsia="맑은 고딕"/>
+                <w:color w:val="333333"/>
+                <w:sz w:val="18"/>
+              </w:rPr>
+              <w:t xml:space="preserve">”</w:t>
+            </w:r>
+            <w:r>
+              <w:rPr>
+                <w:rFonts w:ascii="Arial" w:hAnsi="Arial" w:eastAsia="맑은 고딕"/>
+                <w:color w:val="333333"/>
+                <w:sz w:val="18"/>
+              </w:rPr>
+              <w:t xml:space="preserve"> </w:t>
+            </w:r>
+            <w:r>
+              <w:rPr>
+                <w:rFonts w:ascii="Arial" w:hAnsi="Arial" w:eastAsia="맑은 고딕"/>
+                <w:color w:val="333333"/>
+                <w:sz w:val="18"/>
+              </w:rPr>
+              <w:t xml:space="preserve">안내</w:t>
+            </w:r>
+          </w:p>
+        </w:tc>
+        <w:tc>
+          <w:tcPr>
+            <w:tcBorders>
+              <w:top w:val="single" w:sz="4" w:space="0" w:color="BFBFBF"/>
+              <w:bottom w:val="single" w:sz="4" w:space="0" w:color="BFBFBF"/>
+              <w:left w:val="single" w:sz="4" w:space="0" w:color="BFBFBF"/>
+              <w:right w:val="single" w:sz="4" w:space="0" w:color="BFBFBF"/>
+            </w:tcBorders>
+            <w:tcMar>
+              <w:top w:w="50" w:type="dxa"/>
+              <w:bottom w:w="50" w:type="dxa"/>
+              <w:left w:w="100" w:type="dxa"/>
+              <w:right w:w="100" w:type="dxa"/>
+            </w:tcMar>
+          </w:tcPr>
+          <w:p>
+            <w:pPr>
+              <w:pStyle w:val="Compact"/>
+              <w:spacing w:before="20" w:after="20" w:line="280" w:lineRule="exact"/>
+              <w:jc w:val="left"/>
+            </w:pPr>
+            <w:r>
+              <w:rPr>
+                <w:rFonts w:ascii="Arial" w:hAnsi="Arial" w:eastAsia="맑은 고딕"/>
+                <w:color w:val="333333"/>
+                <w:sz w:val="18"/>
+              </w:rPr>
+              <w:t xml:space="preserve">주문 차단</w:t>
+            </w:r>
+          </w:p>
+        </w:tc>
+      </w:tr>
+    </w:tbl>
+    <w:p>
+      <w:r>
+        <w:pict>
+          <v:rect style="width:0;height:1.5pt" o:hralign="center" o:hrstd="t" o:hr="t"/>
+        </w:pict>
+      </w:r>
+    </w:p>
+    <w:p>
+      <w:pPr>
+        <w:pStyle w:val="Heading2"/>
+      </w:pPr>
+      <w:bookmarkStart w:id="31" w:name="개발자용-정책-설명"/>
+      <w:r>
+        <w:t xml:space="preserve">5. 개발자용 정책 설명</w:t>
+      </w:r>
+      <w:bookmarkEnd w:id="31"/>
+    </w:p>
+    <w:p>
+      <w:pPr>
+        <w:pStyle w:val="Heading3"/>
+      </w:pPr>
+      <w:bookmarkStart w:id="32" w:name="권역-중첩-정책"/>
+      <w:r>
+        <w:t xml:space="preserve">5.1. 권역 중첩 정책</w:t>
+      </w:r>
+      <w:bookmarkEnd w:id="32"/>
+    </w:p>
+    <w:p>
+      <w:pPr>
+        <w:pStyle w:val="SourceCode"/>
+      </w:pPr>
+      <w:r>
+        <w:rPr>
+          <w:rStyle w:val="VerbatimChar"/>
+        </w:rPr>
+        <w:t xml:space="preserve">동일 매장에 복수 권역이 겹칠 수 있음</w:t>
+      </w:r>
+      <w:r>
+        <w:br/>
+      </w:r>
+      <w:r>
+        <w:rPr>
+          <w:rStyle w:val="VerbatimChar"/>
+        </w:rPr>
+        <w:t xml:space="preserve">중첩 시: 배달비가 가장 낮은 권역 우선 적용</w:t>
+      </w:r>
+      <w:r>
+        <w:br/>
+      </w:r>
+      <w:r>
+        <w:rPr>
+          <w:rStyle w:val="VerbatimChar"/>
+        </w:rPr>
+        <w:t xml:space="preserve">고객 화면: 최종 적용 배달비만 표시 (중첩 사실 비노출)</w:t>
+      </w:r>
+    </w:p>
+    <w:p>
+      <w:pPr>
+        <w:pStyle w:val="Heading3"/>
+      </w:pPr>
+      <w:bookmarkStart w:id="33" w:name="좌표-판정"/>
+      <w:r>
+        <w:t xml:space="preserve">5.2. 좌표 판정</w:t>
+      </w:r>
+      <w:bookmarkEnd w:id="33"/>
+    </w:p>
+    <w:p>
+      <w:pPr>
+        <w:pStyle w:val="SourceCode"/>
+      </w:pPr>
+      <w:r>
+        <w:rPr>
+          <w:rStyle w:val="VerbatimChar"/>
+        </w:rPr>
+        <w:t xml:space="preserve">Point-in-Polygon 알고리즘 사용</w:t>
+      </w:r>
+      <w:r>
+        <w:br/>
+      </w:r>
+      <w:r>
+        <w:rPr>
+          <w:rStyle w:val="VerbatimChar"/>
+        </w:rPr>
+        <w:t xml:space="preserve">고객 주소 → 위경도 변환(Geocoding API) → 폴리곤 포함 여부 판정</w:t>
+      </w:r>
+      <w:r>
+        <w:br/>
+      </w:r>
+      <w:r>
+        <w:rPr>
+          <w:rStyle w:val="VerbatimChar"/>
+        </w:rPr>
+        <w:t xml:space="preserve">Geocoding 실패 시: "주소를 확인할 수 없습니다" 안내</w:t>
       </w:r>
     </w:p>
     <w:sectPr/>
